--- a/CAI_PyQt/CAI_Admin/Templates/class_list.docx
+++ b/CAI_PyQt/CAI_Admin/Templates/class_list.docx
@@ -99,7 +99,7 @@
         <w:pStyle w:val="Heading1"/>
         <w:numPr>
           <w:ilvl w:val="0"/>
-          <w:numId w:val="3"/>
+          <w:numId w:val="2"/>
         </w:numPr>
         <w:ind w:hanging="0" w:left="0"/>
         <w:rPr>
@@ -157,20 +157,17 @@
                           <w:p>
                             <w:pPr>
                               <w:pStyle w:val="Normal"/>
-                              <w:overflowPunct w:val="false"/>
+                              <w:overflowPunct w:val="true"/>
                               <w:bidi w:val="0"/>
                               <w:jc w:val="left"/>
                               <w:rPr>
-                                <w:rFonts w:ascii="Inter" w:hAnsi="Inter"/>
-                                <w:color w:val="000000"/>
-                                <w:sz w:val="20"/>
-                                <w:szCs w:val="20"/>
+                                <w:color w:val="355269"/>
                               </w:rPr>
                             </w:pPr>
                             <w:r>
                               <w:rPr>
                                 <w:rFonts w:ascii="Inter" w:hAnsi="Inter"/>
-                                <w:color w:val="000000"/>
+                                <w:color w:val="355269"/>
                                 <w:sz w:val="20"/>
                                 <w:szCs w:val="20"/>
                               </w:rPr>
@@ -181,7 +178,7 @@
                                 <w:rFonts w:ascii="Inter" w:hAnsi="Inter"/>
                                 <w:b/>
                                 <w:bCs/>
-                                <w:color w:val="000000"/>
+                                <w:color w:val="355269"/>
                                 <w:sz w:val="20"/>
                                 <w:szCs w:val="20"/>
                               </w:rPr>
@@ -190,7 +187,7 @@
                             <w:r>
                               <w:rPr>
                                 <w:rFonts w:ascii="Inter" w:hAnsi="Inter"/>
-                                <w:color w:val="000000"/>
+                                <w:color w:val="355269"/>
                                 <w:sz w:val="20"/>
                                 <w:szCs w:val="20"/>
                               </w:rPr>
@@ -201,7 +198,7 @@
                                 <w:rFonts w:ascii="Inter" w:hAnsi="Inter"/>
                                 <w:b/>
                                 <w:bCs/>
-                                <w:color w:val="000000"/>
+                                <w:color w:val="355269"/>
                                 <w:sz w:val="20"/>
                                 <w:szCs w:val="20"/>
                               </w:rPr>
@@ -210,7 +207,7 @@
                             <w:r>
                               <w:rPr>
                                 <w:rFonts w:ascii="Inter" w:hAnsi="Inter"/>
-                                <w:color w:val="000000"/>
+                                <w:color w:val="355269"/>
                                 <w:sz w:val="20"/>
                                 <w:szCs w:val="20"/>
                               </w:rPr>
@@ -220,20 +217,17 @@
                           <w:p>
                             <w:pPr>
                               <w:pStyle w:val="Normal"/>
-                              <w:overflowPunct w:val="false"/>
+                              <w:overflowPunct w:val="true"/>
                               <w:bidi w:val="0"/>
                               <w:jc w:val="left"/>
                               <w:rPr>
-                                <w:rFonts w:ascii="Inter" w:hAnsi="Inter"/>
-                                <w:color w:val="000000"/>
-                                <w:sz w:val="20"/>
-                                <w:szCs w:val="20"/>
+                                <w:color w:val="355269"/>
                               </w:rPr>
                             </w:pPr>
                             <w:r>
                               <w:rPr>
                                 <w:rFonts w:ascii="Inter" w:hAnsi="Inter"/>
-                                <w:color w:val="000000"/>
+                                <w:color w:val="355269"/>
                                 <w:sz w:val="20"/>
                                 <w:szCs w:val="20"/>
                               </w:rPr>
@@ -244,7 +238,7 @@
                                 <w:rFonts w:ascii="Inter" w:hAnsi="Inter"/>
                                 <w:b/>
                                 <w:bCs/>
-                                <w:color w:val="000000"/>
+                                <w:color w:val="355269"/>
                                 <w:sz w:val="20"/>
                                 <w:szCs w:val="20"/>
                               </w:rPr>
@@ -253,7 +247,7 @@
                             <w:r>
                               <w:rPr>
                                 <w:rFonts w:ascii="Inter" w:hAnsi="Inter"/>
-                                <w:color w:val="000000"/>
+                                <w:color w:val="355269"/>
                                 <w:sz w:val="20"/>
                                 <w:szCs w:val="20"/>
                               </w:rPr>
@@ -264,7 +258,7 @@
                                 <w:rFonts w:ascii="Inter" w:hAnsi="Inter"/>
                                 <w:b/>
                                 <w:bCs/>
-                                <w:color w:val="000000"/>
+                                <w:color w:val="355269"/>
                                 <w:sz w:val="20"/>
                                 <w:szCs w:val="20"/>
                               </w:rPr>
@@ -275,22 +269,11 @@
                                 <w:rFonts w:ascii="Inter" w:hAnsi="Inter"/>
                                 <w:b w:val="false"/>
                                 <w:bCs w:val="false"/>
-                                <w:color w:val="000000"/>
+                                <w:color w:val="355269"/>
                                 <w:sz w:val="20"/>
                                 <w:szCs w:val="20"/>
                               </w:rPr>
-                              <w:t xml:space="preserve"> </w:t>
-                            </w:r>
-                            <w:r>
-                              <w:rPr>
-                                <w:rFonts w:ascii="Inter" w:hAnsi="Inter"/>
-                                <w:b w:val="false"/>
-                                <w:bCs w:val="false"/>
-                                <w:color w:val="000000"/>
-                                <w:sz w:val="20"/>
-                                <w:szCs w:val="20"/>
-                              </w:rPr>
-                              <w:t>{{ teachername }}</w:t>
+                              <w:t xml:space="preserve"> {{ teachername }}</w:t>
                             </w:r>
                           </w:p>
                         </w:txbxContent>
@@ -373,20 +356,17 @@
                     <w:p>
                       <w:pPr>
                         <w:pStyle w:val="Normal"/>
-                        <w:overflowPunct w:val="false"/>
+                        <w:overflowPunct w:val="true"/>
                         <w:bidi w:val="0"/>
                         <w:jc w:val="left"/>
                         <w:rPr>
-                          <w:rFonts w:ascii="Inter" w:hAnsi="Inter"/>
-                          <w:color w:val="000000"/>
-                          <w:sz w:val="20"/>
-                          <w:szCs w:val="20"/>
+                          <w:color w:val="355269"/>
                         </w:rPr>
                       </w:pPr>
                       <w:r>
                         <w:rPr>
                           <w:rFonts w:ascii="Inter" w:hAnsi="Inter"/>
-                          <w:color w:val="000000"/>
+                          <w:color w:val="355269"/>
                           <w:sz w:val="20"/>
                           <w:szCs w:val="20"/>
                         </w:rPr>
@@ -397,7 +377,7 @@
                           <w:rFonts w:ascii="Inter" w:hAnsi="Inter"/>
                           <w:b/>
                           <w:bCs/>
-                          <w:color w:val="000000"/>
+                          <w:color w:val="355269"/>
                           <w:sz w:val="20"/>
                           <w:szCs w:val="20"/>
                         </w:rPr>
@@ -406,7 +386,7 @@
                       <w:r>
                         <w:rPr>
                           <w:rFonts w:ascii="Inter" w:hAnsi="Inter"/>
-                          <w:color w:val="000000"/>
+                          <w:color w:val="355269"/>
                           <w:sz w:val="20"/>
                           <w:szCs w:val="20"/>
                         </w:rPr>
@@ -417,7 +397,7 @@
                           <w:rFonts w:ascii="Inter" w:hAnsi="Inter"/>
                           <w:b/>
                           <w:bCs/>
-                          <w:color w:val="000000"/>
+                          <w:color w:val="355269"/>
                           <w:sz w:val="20"/>
                           <w:szCs w:val="20"/>
                         </w:rPr>
@@ -426,7 +406,7 @@
                       <w:r>
                         <w:rPr>
                           <w:rFonts w:ascii="Inter" w:hAnsi="Inter"/>
-                          <w:color w:val="000000"/>
+                          <w:color w:val="355269"/>
                           <w:sz w:val="20"/>
                           <w:szCs w:val="20"/>
                         </w:rPr>
@@ -436,20 +416,17 @@
                     <w:p>
                       <w:pPr>
                         <w:pStyle w:val="Normal"/>
-                        <w:overflowPunct w:val="false"/>
+                        <w:overflowPunct w:val="true"/>
                         <w:bidi w:val="0"/>
                         <w:jc w:val="left"/>
                         <w:rPr>
-                          <w:rFonts w:ascii="Inter" w:hAnsi="Inter"/>
-                          <w:color w:val="000000"/>
-                          <w:sz w:val="20"/>
-                          <w:szCs w:val="20"/>
+                          <w:color w:val="355269"/>
                         </w:rPr>
                       </w:pPr>
                       <w:r>
                         <w:rPr>
                           <w:rFonts w:ascii="Inter" w:hAnsi="Inter"/>
-                          <w:color w:val="000000"/>
+                          <w:color w:val="355269"/>
                           <w:sz w:val="20"/>
                           <w:szCs w:val="20"/>
                         </w:rPr>
@@ -460,7 +437,7 @@
                           <w:rFonts w:ascii="Inter" w:hAnsi="Inter"/>
                           <w:b/>
                           <w:bCs/>
-                          <w:color w:val="000000"/>
+                          <w:color w:val="355269"/>
                           <w:sz w:val="20"/>
                           <w:szCs w:val="20"/>
                         </w:rPr>
@@ -469,7 +446,7 @@
                       <w:r>
                         <w:rPr>
                           <w:rFonts w:ascii="Inter" w:hAnsi="Inter"/>
-                          <w:color w:val="000000"/>
+                          <w:color w:val="355269"/>
                           <w:sz w:val="20"/>
                           <w:szCs w:val="20"/>
                         </w:rPr>
@@ -480,7 +457,7 @@
                           <w:rFonts w:ascii="Inter" w:hAnsi="Inter"/>
                           <w:b/>
                           <w:bCs/>
-                          <w:color w:val="000000"/>
+                          <w:color w:val="355269"/>
                           <w:sz w:val="20"/>
                           <w:szCs w:val="20"/>
                         </w:rPr>
@@ -491,22 +468,11 @@
                           <w:rFonts w:ascii="Inter" w:hAnsi="Inter"/>
                           <w:b w:val="false"/>
                           <w:bCs w:val="false"/>
-                          <w:color w:val="000000"/>
+                          <w:color w:val="355269"/>
                           <w:sz w:val="20"/>
                           <w:szCs w:val="20"/>
                         </w:rPr>
-                        <w:t xml:space="preserve"> </w:t>
-                      </w:r>
-                      <w:r>
-                        <w:rPr>
-                          <w:rFonts w:ascii="Inter" w:hAnsi="Inter"/>
-                          <w:b w:val="false"/>
-                          <w:bCs w:val="false"/>
-                          <w:color w:val="000000"/>
-                          <w:sz w:val="20"/>
-                          <w:szCs w:val="20"/>
-                        </w:rPr>
-                        <w:t>{{ teachername }}</w:t>
+                        <w:t xml:space="preserve"> {{ teachername }}</w:t>
                       </w:r>
                     </w:p>
                   </w:txbxContent>
@@ -583,8 +549,8 @@
         </w:tblCellMar>
       </w:tblPr>
       <w:tblGrid>
-        <w:gridCol w:w="1184"/>
-        <w:gridCol w:w="2554"/>
+        <w:gridCol w:w="1183"/>
+        <w:gridCol w:w="2555"/>
         <w:gridCol w:w="5780"/>
         <w:gridCol w:w="1252"/>
       </w:tblGrid>
@@ -594,7 +560,7 @@
         </w:trPr>
         <w:tc>
           <w:tcPr>
-            <w:tcW w:w="1184" w:type="dxa"/>
+            <w:tcW w:w="1183" w:type="dxa"/>
             <w:tcBorders>
               <w:top w:val="single" w:sz="16" w:space="0" w:color="000000"/>
               <w:bottom w:val="single" w:sz="6" w:space="0" w:color="000000"/>
@@ -607,7 +573,7 @@
               <w:pStyle w:val="Index"/>
               <w:numPr>
                 <w:ilvl w:val="1"/>
-                <w:numId w:val="3"/>
+                <w:numId w:val="2"/>
               </w:numPr>
               <w:jc w:val="center"/>
               <w:rPr/>
@@ -634,7 +600,7 @@
         </w:tc>
         <w:tc>
           <w:tcPr>
-            <w:tcW w:w="2554" w:type="dxa"/>
+            <w:tcW w:w="2555" w:type="dxa"/>
             <w:tcBorders>
               <w:top w:val="single" w:sz="16" w:space="0" w:color="000000"/>
               <w:bottom w:val="single" w:sz="6" w:space="0" w:color="000000"/>
@@ -683,7 +649,7 @@
               <w:pStyle w:val="Index"/>
               <w:numPr>
                 <w:ilvl w:val="1"/>
-                <w:numId w:val="3"/>
+                <w:numId w:val="2"/>
               </w:numPr>
               <w:jc w:val="center"/>
               <w:rPr/>
@@ -723,7 +689,7 @@
               <w:pStyle w:val="Index"/>
               <w:numPr>
                 <w:ilvl w:val="1"/>
-                <w:numId w:val="3"/>
+                <w:numId w:val="2"/>
               </w:numPr>
               <w:jc w:val="center"/>
               <w:rPr/>
@@ -767,7 +733,7 @@
               <w:pStyle w:val="TableContents"/>
               <w:numPr>
                 <w:ilvl w:val="1"/>
-                <w:numId w:val="3"/>
+                <w:numId w:val="2"/>
               </w:numPr>
               <w:jc w:val="left"/>
               <w:rPr>
@@ -813,7 +779,7 @@
         </w:trPr>
         <w:tc>
           <w:tcPr>
-            <w:tcW w:w="1184" w:type="dxa"/>
+            <w:tcW w:w="1183" w:type="dxa"/>
             <w:tcBorders>
               <w:bottom w:val="single" w:sz="6" w:space="0" w:color="999999"/>
             </w:tcBorders>
@@ -866,7 +832,7 @@
         </w:tc>
         <w:tc>
           <w:tcPr>
-            <w:tcW w:w="2554" w:type="dxa"/>
+            <w:tcW w:w="2555" w:type="dxa"/>
             <w:tcBorders>
               <w:bottom w:val="single" w:sz="6" w:space="0" w:color="999999"/>
             </w:tcBorders>
@@ -1033,7 +999,7 @@
               <w:pStyle w:val="TableContents"/>
               <w:numPr>
                 <w:ilvl w:val="1"/>
-                <w:numId w:val="3"/>
+                <w:numId w:val="2"/>
               </w:numPr>
               <w:jc w:val="left"/>
               <w:rPr>
@@ -1100,7 +1066,7 @@
         <w:pStyle w:val="Heading1"/>
         <w:numPr>
           <w:ilvl w:val="0"/>
-          <w:numId w:val="3"/>
+          <w:numId w:val="2"/>
         </w:numPr>
         <w:ind w:hanging="0" w:left="0"/>
         <w:rPr>
@@ -1124,7 +1090,7 @@
         <w:pStyle w:val="Heading1"/>
         <w:numPr>
           <w:ilvl w:val="0"/>
-          <w:numId w:val="3"/>
+          <w:numId w:val="2"/>
         </w:numPr>
         <w:spacing w:before="240" w:after="120"/>
         <w:ind w:hanging="0" w:left="0"/>
@@ -1300,6 +1266,7 @@
         </w:tabs>
         <w:ind w:left="0" w:hanging="0"/>
       </w:pPr>
+      <w:rPr/>
     </w:lvl>
     <w:lvl w:ilvl="1">
       <w:start w:val="1"/>
@@ -1313,6 +1280,7 @@
         </w:tabs>
         <w:ind w:left="0" w:hanging="0"/>
       </w:pPr>
+      <w:rPr/>
     </w:lvl>
     <w:lvl w:ilvl="2">
       <w:start w:val="1"/>
@@ -1326,6 +1294,7 @@
         </w:tabs>
         <w:ind w:left="0" w:hanging="0"/>
       </w:pPr>
+      <w:rPr/>
     </w:lvl>
     <w:lvl w:ilvl="3">
       <w:start w:val="1"/>
@@ -1339,6 +1308,7 @@
         </w:tabs>
         <w:ind w:left="0" w:hanging="0"/>
       </w:pPr>
+      <w:rPr/>
     </w:lvl>
     <w:lvl w:ilvl="4">
       <w:start w:val="1"/>
@@ -1352,6 +1322,7 @@
         </w:tabs>
         <w:ind w:left="0" w:hanging="0"/>
       </w:pPr>
+      <w:rPr/>
     </w:lvl>
     <w:lvl w:ilvl="5">
       <w:start w:val="1"/>
@@ -1365,6 +1336,7 @@
         </w:tabs>
         <w:ind w:left="0" w:hanging="0"/>
       </w:pPr>
+      <w:rPr/>
     </w:lvl>
     <w:lvl w:ilvl="6">
       <w:start w:val="1"/>
@@ -1378,6 +1350,7 @@
         </w:tabs>
         <w:ind w:left="0" w:hanging="0"/>
       </w:pPr>
+      <w:rPr/>
     </w:lvl>
     <w:lvl w:ilvl="7">
       <w:start w:val="1"/>
@@ -1391,6 +1364,7 @@
         </w:tabs>
         <w:ind w:left="0" w:hanging="0"/>
       </w:pPr>
+      <w:rPr/>
     </w:lvl>
     <w:lvl w:ilvl="8">
       <w:start w:val="1"/>
@@ -1404,6 +1378,7 @@
         </w:tabs>
         <w:ind w:left="0" w:hanging="0"/>
       </w:pPr>
+      <w:rPr/>
     </w:lvl>
   </w:abstractNum>
   <w:abstractNum w:abstractNumId="2">
@@ -1547,7 +1522,6 @@
         </w:tabs>
         <w:ind w:left="0" w:hanging="0"/>
       </w:pPr>
-      <w:rPr/>
     </w:lvl>
     <w:lvl w:ilvl="1">
       <w:start w:val="1"/>
@@ -1561,7 +1535,6 @@
         </w:tabs>
         <w:ind w:left="0" w:hanging="0"/>
       </w:pPr>
-      <w:rPr/>
     </w:lvl>
     <w:lvl w:ilvl="2">
       <w:start w:val="1"/>
@@ -1575,7 +1548,6 @@
         </w:tabs>
         <w:ind w:left="0" w:hanging="0"/>
       </w:pPr>
-      <w:rPr/>
     </w:lvl>
     <w:lvl w:ilvl="3">
       <w:start w:val="1"/>
@@ -1589,7 +1561,6 @@
         </w:tabs>
         <w:ind w:left="0" w:hanging="0"/>
       </w:pPr>
-      <w:rPr/>
     </w:lvl>
     <w:lvl w:ilvl="4">
       <w:start w:val="1"/>
@@ -1603,7 +1574,6 @@
         </w:tabs>
         <w:ind w:left="0" w:hanging="0"/>
       </w:pPr>
-      <w:rPr/>
     </w:lvl>
     <w:lvl w:ilvl="5">
       <w:start w:val="1"/>
@@ -1617,7 +1587,6 @@
         </w:tabs>
         <w:ind w:left="0" w:hanging="0"/>
       </w:pPr>
-      <w:rPr/>
     </w:lvl>
     <w:lvl w:ilvl="6">
       <w:start w:val="1"/>
@@ -1631,7 +1600,6 @@
         </w:tabs>
         <w:ind w:left="0" w:hanging="0"/>
       </w:pPr>
-      <w:rPr/>
     </w:lvl>
     <w:lvl w:ilvl="7">
       <w:start w:val="1"/>
@@ -1645,7 +1613,6 @@
         </w:tabs>
         <w:ind w:left="0" w:hanging="0"/>
       </w:pPr>
-      <w:rPr/>
     </w:lvl>
     <w:lvl w:ilvl="8">
       <w:start w:val="1"/>
@@ -1659,7 +1626,6 @@
         </w:tabs>
         <w:ind w:left="0" w:hanging="0"/>
       </w:pPr>
-      <w:rPr/>
     </w:lvl>
   </w:abstractNum>
   <w:num w:numId="1">
@@ -1719,7 +1685,7 @@
     <w:pPr>
       <w:numPr>
         <w:ilvl w:val="0"/>
-        <w:numId w:val="3"/>
+        <w:numId w:val="2"/>
       </w:numPr>
       <w:spacing w:before="240" w:after="120"/>
       <w:outlineLvl w:val="0"/>
@@ -1739,7 +1705,7 @@
     <w:pPr>
       <w:numPr>
         <w:ilvl w:val="1"/>
-        <w:numId w:val="3"/>
+        <w:numId w:val="2"/>
       </w:numPr>
       <w:spacing w:before="200" w:after="120"/>
       <w:outlineLvl w:val="1"/>
@@ -1759,7 +1725,7 @@
     <w:pPr>
       <w:numPr>
         <w:ilvl w:val="2"/>
-        <w:numId w:val="2"/>
+        <w:numId w:val="1"/>
       </w:numPr>
       <w:spacing w:before="140" w:after="120"/>
       <w:outlineLvl w:val="2"/>
@@ -1852,15 +1818,15 @@
       <w:bCs/>
     </w:rPr>
   </w:style>
-  <w:style w:type="paragraph" w:styleId="FrameContents">
-    <w:name w:val="Frame Contents"/>
+  <w:style w:type="paragraph" w:styleId="FrameContentsuser">
+    <w:name w:val="Frame Contents (user)"/>
     <w:basedOn w:val="Normal"/>
     <w:qFormat/>
     <w:pPr/>
     <w:rPr/>
   </w:style>
-  <w:style w:type="paragraph" w:styleId="FrameContentsuser">
-    <w:name w:val="Frame Contents (user)"/>
+  <w:style w:type="paragraph" w:styleId="FrameContents">
+    <w:name w:val="Frame Contents"/>
     <w:basedOn w:val="Normal"/>
     <w:qFormat/>
     <w:pPr/>
